--- a/02_kanri-flow_報告案_共通.docx
+++ b/02_kanri-flow_報告案_共通.docx
@@ -2799,7 +2799,7 @@
                 <w:color w:val="000000" w:themeColor="text1"/>
                 <w:szCs w:val="21"/>
               </w:rPr>
-              <w:t>主要評価項目報告書又は総括報告書の概要の公表</w:t>
+              <w:t>主要評価項目報告書又は総括報告書の概要の公表{{概要公表_一部}}</w:t>
             </w:r>
           </w:p>
           <w:p>

--- a/02_kanri-flow_報告案_共通.docx
+++ b/02_kanri-flow_報告案_共通.docx
@@ -2799,7 +2799,7 @@
                 <w:color w:val="000000" w:themeColor="text1"/>
                 <w:szCs w:val="21"/>
               </w:rPr>
-              <w:t>主要評価項目報告書又は総括報告書の概要の公表{{概要公表_一部}}</w:t>
+              <w:t>主要評価項目報告書又は総括報告書の概要の公表（{{概要公表_一部}}）</w:t>
             </w:r>
           </w:p>
           <w:p>
